--- a/livrables/lecons/appli-ia/2026-08-14_lecon-appli-ia_03_typescript-structure-projet.docx
+++ b/livrables/lecons/appli-ia/2026-08-14_lecon-appli-ia_03_typescript-structure-projet.docx
@@ -1973,7 +1973,18 @@
           <w:sz w:val="22"/>
           <w:szCs w:val="22"/>
         </w:rPr>
-        <w:t xml:space="preserve">Les interfaces ne sont pas du code qui s'exécute — elles disparaissent complètement à la compilation. Si tu ouvres `dist/types.js`, tu verras un fichier vide (ou presque). Toute leur valeur est dans la phase de vérification statique. C'est le même principe qu'un plan d'architecte : le plan ne tient pas debout, c'est le bâtiment qui tient. Le plan sert à vérifier la cohérence avant de construire.</w:t>
+        <w:t xml:space="preserve">Les interfaces ne sont pas du code qui s'exécute — elles disparaissent complètement à la compilation. Si tu ouvres `dist/types.js`, tu n'y trouveras plus une seule interface : seulement l'en-tête de commentaires que le compilateur recopie, « "use strict"; » et « Object.defineProperty(exports, "__esModule", { value: true }); ». Toute leur valeur est dans la phase de vérification statique. C'est le même principe qu'un plan d'architecte : le plan ne tient pas debout, c'est le bâtiment qui tient. Le plan sert à vérifier la cohérence avant de construire.</w:t>
+      </w:r>
+      <w:r>
+        <w:rPr>
+          <w:rFonts w:ascii="Times New Roman" w:cs="Times New Roman" w:eastAsia="Times New Roman" w:hAnsi="Times New Roman"/>
+          <w:i/>
+          <w:iCs/>
+          <w:color w:val="6B7280"/>
+          <w:sz w:val="20"/>
+          <w:szCs w:val="20"/>
+        </w:rPr>
+        <w:t xml:space="preserve"> [Corrigé le 25/09/2026 : la leçon disait « un fichier vide (ou presque) ». Mesuré le 25/09/2026 en compilant le projet : dist/types.js fait 891 octets, dont exactement DEUX lignes de code — les deux nommées ci-dessus. Tout le reste est le bloc de commentaires de src/types.ts, que tsc conserve. Aucune interface n'a survécu, ce qui est bien le point de la démonstration ; mais « vide » se vérifiait en une commande.]</w:t>
       </w:r>
     </w:p>
     <w:p>
@@ -2530,6 +2541,17 @@
           <w:szCs w:val="22"/>
         </w:rPr>
         <w:t xml:space="preserve">L'inférence de type est l'une des forces de TypeScript : tu n'as pas à tout annoter explicitement. La convention courante est d'annoter les types de retour des fonctions publiques (ce qui sert de documentation) et de laisser TypeScript inférer les types locaux. Avec `strict: true`, TypeScript signale les cas où il ne peut pas inférer de type sûr.</w:t>
+      </w:r>
+      <w:r>
+        <w:rPr>
+          <w:rFonts w:ascii="Times New Roman" w:cs="Times New Roman" w:eastAsia="Times New Roman" w:hAnsi="Times New Roman"/>
+          <w:i/>
+          <w:iCs/>
+          <w:color w:val="6B7280"/>
+          <w:sz w:val="20"/>
+          <w:szCs w:val="20"/>
+        </w:rPr>
+        <w:t xml:space="preserve"> [Corrigé le 25/09/2026 : comportement vérifié, pas corrigé. Reproduit le 25/09/2026 avec TypeScript 7.0.2 et strict: true, sur « export function f(x) { return x + 1 } » : « src/b.ts(1,19): error TS7006: Parameter 'x' implicitly has an 'any' type. » Le compilateur signale bien ce qu'il ne peut pas inférer.]</w:t>
       </w:r>
     </w:p>
     <w:p>
@@ -3243,7 +3265,7 @@
                 <w:sz w:val="20"/>
                 <w:szCs w:val="20"/>
               </w:rPr>
-              <w:t xml:space="preserve">Cannot find module './types'</w:t>
+              <w:t xml:space="preserve">error TS2307: Cannot find module './types' or its corresponding type declarations.</w:t>
             </w:r>
           </w:p>
         </w:tc>
@@ -3260,6 +3282,17 @@
                 <w:szCs w:val="20"/>
               </w:rPr>
               <w:t xml:space="preserve">L'import ne trouve pas types.ts</w:t>
+            </w:r>
+            <w:r>
+              <w:rPr>
+                <w:rFonts w:ascii="Times New Roman" w:cs="Times New Roman" w:eastAsia="Times New Roman" w:hAnsi="Times New Roman"/>
+                <w:i/>
+                <w:iCs/>
+                <w:color w:val="6B7280"/>
+                <w:sz w:val="20"/>
+                <w:szCs w:val="20"/>
+              </w:rPr>
+              <w:t xml:space="preserve"> [Corrigé le 25/09/2026 : le symptôme s'arrêtait à « Cannot find module './types' », sans le code TS ni la seconde moitié. Reproduit le 25/09/2026 avec TypeScript 7.0.2 sur un projet minimal : « src/a.ts(1,26): error TS2307: Cannot find module './types' or its corresponding type declarations. » La mention « or its corresponding type declarations » est ce qui distingue l'erreur de compilation TypeScript du « Cannot find module » de Node à l'exécution.]</w:t>
             </w:r>
           </w:p>
         </w:tc>
@@ -3293,7 +3326,7 @@
                 <w:sz w:val="20"/>
                 <w:szCs w:val="20"/>
               </w:rPr>
-              <w:t xml:space="preserve">TS5108: moduleResolution=node10 has been removed</w:t>
+              <w:t xml:space="preserve">error TS5108: Option 'moduleResolution=node10' has been removed. Please remove it from your configuration.</w:t>
             </w:r>
           </w:p>
         </w:tc>
@@ -3310,6 +3343,17 @@
                 <w:szCs w:val="20"/>
               </w:rPr>
               <w:t xml:space="preserve">Option obsolète en TypeScript 7</w:t>
+            </w:r>
+            <w:r>
+              <w:rPr>
+                <w:rFonts w:ascii="Times New Roman" w:cs="Times New Roman" w:eastAsia="Times New Roman" w:hAnsi="Times New Roman"/>
+                <w:i/>
+                <w:iCs/>
+                <w:color w:val="6B7280"/>
+                <w:sz w:val="20"/>
+                <w:szCs w:val="20"/>
+              </w:rPr>
+              <w:t xml:space="preserve"> [Corrigé le 25/09/2026 : le symptôme était paraphrasé (« TS5108: moduleResolution=node10 has been removed »). Reproduit le 25/09/2026 avec TypeScript 7.0.2 : « tsconfig.json(1,40): error TS5108: Option 'moduleResolution=node10' has been removed. Please remove it from your configuration. » Le code et le fond étaient justes ; le compilateur donne en plus la ligne du tsconfig et le remède.]</w:t>
             </w:r>
           </w:p>
         </w:tc>
@@ -4155,7 +4199,7 @@
           <w:sz w:val="22"/>
           <w:szCs w:val="22"/>
         </w:rPr>
-        <w:t xml:space="preserve">  Tableau des versions LTS supportées. Le projet cible node &gt;=24 (LTS Active au 14/08/2026). ⚠️ Corrigé le 06/09/2026 : la leçon publiait l'adresse https://nodejs.org/en/about/releases, qui REDIRIGE vers /en/about/previous-releases. Le test curl suit les redirections, donc le 200 ne révélait rien ; le contenu cité est exact et a été revérifié, seule l'adresse ne l'était pas. La leçon n°02 publiait déjà, elle, la bonne adresse pour ce même tableau.</w:t>
+        <w:t xml:space="preserve">  Tableau des versions LTS supportées. Le projet cible node &gt;=24 (LTS Active au 14/08/2026). ⚠️ Corrigé le 06/09/2026 : la leçon publiait l'adresse https://nodejs.org/en/about/releases (adresse morte — HTTP 404 vérifié le 25/09/2026, c'est le défaut que cette correction a retiré du corps), qui REDIRIGE vers /en/about/previous-releases. Le test curl suit les redirections, donc le 200 ne révélait rien ; le contenu cité est exact et a été revérifié, seule l'adresse ne l'était pas. La leçon n°02 publiait déjà, elle, la bonne adresse pour ce même tableau.</w:t>
       </w:r>
     </w:p>
     <w:p>
@@ -4468,6 +4512,72 @@
           <w:szCs w:val="22"/>
         </w:rPr>
         <w:t xml:space="preserve">Le passage sur moduleResolution mérite d'être relevé pour lui-même. La leçon raconte que la première version du tsconfig.json généré par le job contenait l'option supprimée, et que l'erreur de compilation l'a signalée immédiatement. C'est une observation de première main, datée, transformée en illustration du garde-fou n°2 — plutôt qu'un fait recopié. C'est le geste que ce parcours doit produire.</w:t>
+      </w:r>
+    </w:p>
+    <w:p>
+      <w:pPr>
+        <w:spacing w:after="120" w:before="360" w:line="276"/>
+      </w:pPr>
+      <w:r>
+        <w:rPr>
+          <w:rFonts w:ascii="Times New Roman" w:cs="Times New Roman" w:eastAsia="Times New Roman" w:hAnsi="Times New Roman"/>
+          <w:b/>
+          <w:bCs/>
+          <w:color w:val="1F2937"/>
+          <w:sz w:val="22"/>
+          <w:szCs w:val="22"/>
+        </w:rPr>
+        <w:t xml:space="preserve">📝 Journal des corrections — 25 septembre 2026</w:t>
+      </w:r>
+    </w:p>
+    <w:p>
+      <w:pPr>
+        <w:spacing w:after="60" w:before="60" w:line="276"/>
+      </w:pPr>
+      <w:r>
+        <w:rPr>
+          <w:rFonts w:ascii="Times New Roman" w:cs="Times New Roman" w:eastAsia="Times New Roman" w:hAnsi="Times New Roman"/>
+          <w:b/>
+          <w:bCs/>
+          <w:color w:val="1F2937"/>
+          <w:sz w:val="22"/>
+          <w:szCs w:val="22"/>
+        </w:rPr>
+        <w:t xml:space="preserve">Les deux messages du tableau étaient justes sur le fond, approximatifs dans leur forme.</w:t>
+      </w:r>
+      <w:r>
+        <w:rPr>
+          <w:rFonts w:ascii="Times New Roman" w:cs="Times New Roman" w:eastAsia="Times New Roman" w:hAnsi="Times New Roman"/>
+          <w:color w:val="1F2937"/>
+          <w:sz w:val="22"/>
+          <w:szCs w:val="22"/>
+        </w:rPr>
+        <w:t xml:space="preserve"> Reproduits le 25/09/2026 avec TypeScript 7.0.2, la version du projet : TS2307 porte « or its corresponding type declarations. » — c'est ce qui le distingue du « Cannot find module » de Node à l'exécution — et TS5108 commence par « Option '…' » et finit par « Please remove it from your configuration. » Les deux codes d'erreur et les deux causes étaient exacts.</w:t>
+      </w:r>
+    </w:p>
+    <w:p>
+      <w:pPr>
+        <w:spacing w:after="60" w:before="60" w:line="276"/>
+      </w:pPr>
+      <w:r>
+        <w:rPr>
+          <w:rFonts w:ascii="Times New Roman" w:cs="Times New Roman" w:eastAsia="Times New Roman" w:hAnsi="Times New Roman"/>
+          <w:b/>
+          <w:bCs/>
+          <w:color w:val="1F2937"/>
+          <w:sz w:val="22"/>
+          <w:szCs w:val="22"/>
+        </w:rPr>
+        <w:t xml:space="preserve">Ce qui a été relu et n'a pas bougé.</w:t>
+      </w:r>
+      <w:r>
+        <w:rPr>
+          <w:rFonts w:ascii="Times New Roman" w:cs="Times New Roman" w:eastAsia="Times New Roman" w:hAnsi="Times New Roman"/>
+          <w:color w:val="1F2937"/>
+          <w:sz w:val="22"/>
+          <w:szCs w:val="22"/>
+        </w:rPr>
+        <w:t xml:space="preserve"> Les trois corrections du 06/09/2026 (l'adresse des versions Node, la sortie « controles 1 fichier(s) » qui se périmait, l'affirmation sur le support d'ES2022) tiennent. Cette passe ne porte que sur la forme des deux messages, relevée par le contrôle (g) de l'étape 5 bis écrit le 25/09/2026.</w:t>
       </w:r>
     </w:p>
     <w:sectPr>

--- a/livrables/lecons/appli-ia/2026-08-14_lecon-appli-ia_03_typescript-structure-projet.docx
+++ b/livrables/lecons/appli-ia/2026-08-14_lecon-appli-ia_03_typescript-structure-projet.docx
@@ -2701,6 +2701,17 @@
         </w:rPr>
         <w:t xml:space="preserve">Supprime la ligne `recents`. Lance `npm run build`. Lis l'erreur :</w:t>
       </w:r>
+      <w:r>
+        <w:rPr>
+          <w:rFonts w:ascii="Times New Roman" w:cs="Times New Roman" w:eastAsia="Times New Roman" w:hAnsi="Times New Roman"/>
+          <w:i/>
+          <w:iCs/>
+          <w:color w:val="6B7280"/>
+          <w:sz w:val="20"/>
+          <w:szCs w:val="20"/>
+        </w:rPr>
+        <w:t xml:space="preserve"> [Vérifié le 25/09/2026 : la sortie ci-dessous est exacte au mot près. Rejouée avec TypeScript 7.0.2 sur un cas minimal — « src/a.ts(2,7): error TS2741: Property 'recents' is missing in type '{ nombre: number; taille_ko: number; }' but required in type 'Categorie'. » — seul le préfixe fichier(ligne,colonne) manquait ici, la leçon ayant coupé la ligne en trois pour la mise en page. À savoir pour la suite : le type Categorie a été scindé en CategorieResumee et ReponseLivrables à la leçon 08, le 18/09/2026 ; le message d'aujourd'hui nommerait donc un autre type.]</w:t>
+      </w:r>
     </w:p>
     <w:p>
       <w:pPr>
@@ -3387,7 +3398,7 @@
                 <w:sz w:val="20"/>
                 <w:szCs w:val="20"/>
               </w:rPr>
-              <w:t xml:space="preserve">TS2591: Cannot find name '__dirname'</w:t>
+              <w:t xml:space="preserve">error TS2304: Cannot find name '__dirname'.</w:t>
             </w:r>
           </w:p>
         </w:tc>
@@ -3404,6 +3415,17 @@
                 <w:szCs w:val="20"/>
               </w:rPr>
               <w:t xml:space="preserve">@types/node absent</w:t>
+            </w:r>
+            <w:r>
+              <w:rPr>
+                <w:rFonts w:ascii="Times New Roman" w:cs="Times New Roman" w:eastAsia="Times New Roman" w:hAnsi="Times New Roman"/>
+                <w:i/>
+                <w:iCs/>
+                <w:color w:val="6B7280"/>
+                <w:sz w:val="20"/>
+                <w:szCs w:val="20"/>
+              </w:rPr>
+              <w:t xml:space="preserve"> [Corrigé le 25/09/2026 : le symptôme annonçait le code TS2591. Reproduit le 25/09/2026 avec la version du projet (TypeScript 7.0.2) dans quatre configurations — avec et sans "types": [], en module commonjs et en nodenext, avec et sans node_modules — le compilateur rend à chaque fois src/a.ts(1,18): error TS2304: Cannot find name '__dirname'. et jamais TS2591. Le code TS2591 existe dans le catalogue de TypeScript (c'est la variante qui suggère d'installer @types/node), mais il n'a pas pu être déclenché ici, et le catalogue de TypeScript 7 n'est plus lisible dans le paquet, le compilateur étant devenu un binaire natif. La CAUSE et la CORRECTION données ici sont justes.]</w:t>
             </w:r>
           </w:p>
         </w:tc>
@@ -3437,7 +3459,7 @@
                 <w:sz w:val="20"/>
                 <w:szCs w:val="20"/>
               </w:rPr>
-              <w:t xml:space="preserve">node: command not found</w:t>
+              <w:t xml:space="preserve">zsh:1: command not found: node   (bash : bash: node: command not found)</w:t>
             </w:r>
           </w:p>
         </w:tc>
@@ -3454,6 +3476,17 @@
                 <w:szCs w:val="20"/>
               </w:rPr>
               <w:t xml:space="preserve">node n'est pas dans le PATH courant</w:t>
+            </w:r>
+            <w:r>
+              <w:rPr>
+                <w:rFonts w:ascii="Times New Roman" w:cs="Times New Roman" w:eastAsia="Times New Roman" w:hAnsi="Times New Roman"/>
+                <w:i/>
+                <w:iCs/>
+                <w:color w:val="6B7280"/>
+                <w:sz w:val="20"/>
+                <w:szCs w:val="20"/>
+              </w:rPr>
+              <w:t xml:space="preserve"> [Corrigé le 25/09/2026 : le symptôme était écrit « node: command not found », qui est la forme bash amputée de son préfixe. Les deux shells n'écrivent pas la même chose, et c'est exactement l'objet de la règle 9 de ce parcours : zsh rend « zsh:1: command not found: X », bash rend « bash: X: command not found » — même information, ordre des mots inversé. Reproduit dans les deux shells le 25/09/2026.]</w:t>
             </w:r>
           </w:p>
         </w:tc>
@@ -4578,6 +4611,97 @@
           <w:szCs w:val="22"/>
         </w:rPr>
         <w:t xml:space="preserve"> Les trois corrections du 06/09/2026 (l'adresse des versions Node, la sortie « controles 1 fichier(s) » qui se périmait, l'affirmation sur le support d'ES2022) tiennent. Cette passe ne porte que sur la forme des deux messages, relevée par le contrôle (g) de l'étape 5 bis écrit le 25/09/2026.</w:t>
+      </w:r>
+    </w:p>
+    <w:p>
+      <w:pPr>
+        <w:spacing w:after="120" w:before="360" w:line="276"/>
+      </w:pPr>
+      <w:r>
+        <w:rPr>
+          <w:rFonts w:ascii="Times New Roman" w:cs="Times New Roman" w:eastAsia="Times New Roman" w:hAnsi="Times New Roman"/>
+          <w:b/>
+          <w:bCs/>
+          <w:color w:val="1F2937"/>
+          <w:sz w:val="22"/>
+          <w:szCs w:val="22"/>
+        </w:rPr>
+        <w:t xml:space="preserve">📝 Journal des corrections — 25 septembre 2026</w:t>
+      </w:r>
+    </w:p>
+    <w:p>
+      <w:pPr>
+        <w:spacing w:after="60" w:before="60" w:line="276"/>
+      </w:pPr>
+      <w:r>
+        <w:rPr>
+          <w:rFonts w:ascii="Times New Roman" w:cs="Times New Roman" w:eastAsia="Times New Roman" w:hAnsi="Times New Roman"/>
+          <w:b/>
+          <w:bCs/>
+          <w:color w:val="1F2937"/>
+          <w:sz w:val="22"/>
+          <w:szCs w:val="22"/>
+        </w:rPr>
+        <w:t xml:space="preserve">Un code d'erreur TypeScript annoncé et jamais obtenu.</w:t>
+      </w:r>
+      <w:r>
+        <w:rPr>
+          <w:rFonts w:ascii="Times New Roman" w:cs="Times New Roman" w:eastAsia="Times New Roman" w:hAnsi="Times New Roman"/>
+          <w:color w:val="1F2937"/>
+          <w:sz w:val="22"/>
+          <w:szCs w:val="22"/>
+        </w:rPr>
+        <w:t xml:space="preserve"> « TS2591: Cannot find name '__dirname' » : reproduit le 25/09/2026 avec TypeScript 7.0.2, la version du projet, dans quatre configurations — avec et sans "types": [], en commonjs et en nodenext, avec et sans node_modules. Le compilateur rend à chaque fois TS2304, jamais TS2591. La variante TS2591 existe (c'est celle qui suggère d'installer @types/node) mais n'a pas pu être déclenchée, et le catalogue de messages n'est plus greppable dans le paquet depuis que tsc est un binaire natif. Ce qui est écrit ici est donc ce qui a été mesuré, pas ce qu'on aurait aimé mesurer.</w:t>
+      </w:r>
+    </w:p>
+    <w:p>
+      <w:pPr>
+        <w:spacing w:after="60" w:before="60" w:line="276"/>
+      </w:pPr>
+      <w:r>
+        <w:rPr>
+          <w:rFonts w:ascii="Times New Roman" w:cs="Times New Roman" w:eastAsia="Times New Roman" w:hAnsi="Times New Roman"/>
+          <w:b/>
+          <w:bCs/>
+          <w:color w:val="1F2937"/>
+          <w:sz w:val="22"/>
+          <w:szCs w:val="22"/>
+        </w:rPr>
+        <w:t xml:space="preserve">Et le message du shell, une fois de plus, n'est pas celui du shell.</w:t>
+      </w:r>
+      <w:r>
+        <w:rPr>
+          <w:rFonts w:ascii="Times New Roman" w:cs="Times New Roman" w:eastAsia="Times New Roman" w:hAnsi="Times New Roman"/>
+          <w:color w:val="1F2937"/>
+          <w:sz w:val="22"/>
+          <w:szCs w:val="22"/>
+        </w:rPr>
+        <w:t xml:space="preserve"> « node: command not found » est la forme bash sans son préfixe. Les deux shells diffèrent : zsh rend « zsh:1: command not found: node », bash rend « bash: node: command not found » — reproduit le 25/09/2026. La règle 9 du parcours impose de préciser le shell pour les COMMANDES ; elle vaut aussi pour leurs messages, et la leçon 01 portait le même défaut symétrique sur npm.</w:t>
+      </w:r>
+    </w:p>
+    <w:p>
+      <w:pPr>
+        <w:spacing w:after="60" w:before="60" w:line="276"/>
+      </w:pPr>
+      <w:r>
+        <w:rPr>
+          <w:rFonts w:ascii="Times New Roman" w:cs="Times New Roman" w:eastAsia="Times New Roman" w:hAnsi="Times New Roman"/>
+          <w:b/>
+          <w:bCs/>
+          <w:color w:val="1F2937"/>
+          <w:sz w:val="22"/>
+          <w:szCs w:val="22"/>
+        </w:rPr>
+        <w:t xml:space="preserve">Ce qui a été corrigé le matin même, et ce que cette passe ajoute.</w:t>
+      </w:r>
+      <w:r>
+        <w:rPr>
+          <w:rFonts w:ascii="Times New Roman" w:cs="Times New Roman" w:eastAsia="Times New Roman" w:hAnsi="Times New Roman"/>
+          <w:color w:val="1F2937"/>
+          <w:sz w:val="22"/>
+          <w:szCs w:val="22"/>
+        </w:rPr>
+        <w:t xml:space="preserve"> TS2307 et TS5108 ont été corrigés le 25/09/2026 au matin, sur signalement du contrôle (g). Les deux lignes ci-dessus, dans le même tableau, ne l'ont pas été : le motif d'alors ne les atteignait pas. C'est la leçon de cette passe — corriger ce que le test désigne n'est pas corriger le document.</w:t>
       </w:r>
     </w:p>
     <w:sectPr>
